--- a/06-学生侧材料/讲义/2026-06-23-晶体结构基础.docx
+++ b/06-学生侧材料/讲义/2026-06-23-晶体结构基础.docx
@@ -566,7 +566,7 @@
           <w:p>
             <w:pPr>
               <w:pStyle w:val="Compact"/>
-              <w:jc w:val="left"/>
+              <w:jc w:val="center"/>
             </w:pPr>
             <w:r>
               <w:rPr>
@@ -582,7 +582,7 @@
           <w:p>
             <w:pPr>
               <w:pStyle w:val="Compact"/>
-              <w:jc w:val="left"/>
+              <w:jc w:val="center"/>
             </w:pPr>
             <w:r>
               <w:rPr>
@@ -598,7 +598,7 @@
           <w:p>
             <w:pPr>
               <w:pStyle w:val="Compact"/>
-              <w:jc w:val="left"/>
+              <w:jc w:val="center"/>
             </w:pPr>
             <w:r>
               <w:rPr>
@@ -614,7 +614,7 @@
           <w:p>
             <w:pPr>
               <w:pStyle w:val="Compact"/>
-              <w:jc w:val="left"/>
+              <w:jc w:val="center"/>
             </w:pPr>
             <w:r>
               <w:rPr>
@@ -632,7 +632,7 @@
           <w:p>
             <w:pPr>
               <w:pStyle w:val="Compact"/>
-              <w:jc w:val="left"/>
+              <w:jc w:val="center"/>
             </w:pPr>
             <w:r>
               <w:rPr>
@@ -649,7 +649,7 @@
           <w:p>
             <w:pPr>
               <w:pStyle w:val="Compact"/>
-              <w:jc w:val="left"/>
+              <w:jc w:val="center"/>
             </w:pPr>
             <m:oMath>
               <m:r>
@@ -681,7 +681,7 @@
           <w:p>
             <w:pPr>
               <w:pStyle w:val="Compact"/>
-              <w:jc w:val="left"/>
+              <w:jc w:val="center"/>
             </w:pPr>
             <m:oMath>
               <m:r>
@@ -734,7 +734,7 @@
           <w:p>
             <w:pPr>
               <w:pStyle w:val="Compact"/>
-              <w:jc w:val="left"/>
+              <w:jc w:val="center"/>
             </w:pPr>
             <w:r>
               <w:rPr>
@@ -751,7 +751,7 @@
           <w:p>
             <w:pPr>
               <w:pStyle w:val="Compact"/>
-              <w:jc w:val="left"/>
+              <w:jc w:val="center"/>
             </w:pPr>
             <w:r>
               <w:rPr>
@@ -768,7 +768,7 @@
           <w:p>
             <w:pPr>
               <w:pStyle w:val="Compact"/>
-              <w:jc w:val="left"/>
+              <w:jc w:val="center"/>
             </w:pPr>
             <m:oMath>
               <m:r>
@@ -800,7 +800,7 @@
           <w:p>
             <w:pPr>
               <w:pStyle w:val="Compact"/>
-              <w:jc w:val="left"/>
+              <w:jc w:val="center"/>
             </w:pPr>
             <m:oMath>
               <m:r>
@@ -853,7 +853,7 @@
           <w:p>
             <w:pPr>
               <w:pStyle w:val="Compact"/>
-              <w:jc w:val="left"/>
+              <w:jc w:val="center"/>
             </w:pPr>
             <w:r>
               <w:rPr>
@@ -870,7 +870,7 @@
           <w:p>
             <w:pPr>
               <w:pStyle w:val="Compact"/>
-              <w:jc w:val="left"/>
+              <w:jc w:val="center"/>
             </w:pPr>
             <w:r>
               <w:rPr>
@@ -887,7 +887,7 @@
           <w:p>
             <w:pPr>
               <w:pStyle w:val="Compact"/>
-              <w:jc w:val="left"/>
+              <w:jc w:val="center"/>
             </w:pPr>
             <m:oMath>
               <m:r>
@@ -919,7 +919,7 @@
           <w:p>
             <w:pPr>
               <w:pStyle w:val="Compact"/>
-              <w:jc w:val="left"/>
+              <w:jc w:val="center"/>
             </w:pPr>
             <m:oMath>
               <m:r>
@@ -972,7 +972,7 @@
           <w:p>
             <w:pPr>
               <w:pStyle w:val="Compact"/>
-              <w:jc w:val="left"/>
+              <w:jc w:val="center"/>
             </w:pPr>
             <w:r>
               <w:rPr>
@@ -989,7 +989,7 @@
           <w:p>
             <w:pPr>
               <w:pStyle w:val="Compact"/>
-              <w:jc w:val="left"/>
+              <w:jc w:val="center"/>
             </w:pPr>
             <w:r>
               <w:rPr>
@@ -1006,7 +1006,7 @@
           <w:p>
             <w:pPr>
               <w:pStyle w:val="Compact"/>
-              <w:jc w:val="left"/>
+              <w:jc w:val="center"/>
             </w:pPr>
             <m:oMath>
               <m:r>
@@ -1038,7 +1038,7 @@
           <w:p>
             <w:pPr>
               <w:pStyle w:val="Compact"/>
-              <w:jc w:val="left"/>
+              <w:jc w:val="center"/>
             </w:pPr>
             <m:oMath>
               <m:r>
@@ -1112,7 +1112,7 @@
           <w:p>
             <w:pPr>
               <w:pStyle w:val="Compact"/>
-              <w:jc w:val="left"/>
+              <w:jc w:val="center"/>
             </w:pPr>
             <w:r>
               <w:rPr>
@@ -1129,7 +1129,7 @@
           <w:p>
             <w:pPr>
               <w:pStyle w:val="Compact"/>
-              <w:jc w:val="left"/>
+              <w:jc w:val="center"/>
             </w:pPr>
             <w:r>
               <w:rPr>
@@ -1146,7 +1146,7 @@
           <w:p>
             <w:pPr>
               <w:pStyle w:val="Compact"/>
-              <w:jc w:val="left"/>
+              <w:jc w:val="center"/>
             </w:pPr>
             <m:oMath>
               <m:r>
@@ -1178,7 +1178,7 @@
           <w:p>
             <w:pPr>
               <w:pStyle w:val="Compact"/>
-              <w:jc w:val="left"/>
+              <w:jc w:val="center"/>
             </w:pPr>
             <m:oMath>
               <m:r>
@@ -1231,7 +1231,7 @@
           <w:p>
             <w:pPr>
               <w:pStyle w:val="Compact"/>
-              <w:jc w:val="left"/>
+              <w:jc w:val="center"/>
             </w:pPr>
             <w:r>
               <w:rPr>
@@ -1254,7 +1254,7 @@
           <w:p>
             <w:pPr>
               <w:pStyle w:val="Compact"/>
-              <w:jc w:val="left"/>
+              <w:jc w:val="center"/>
             </w:pPr>
             <w:r>
               <w:rPr>
@@ -1271,7 +1271,7 @@
           <w:p>
             <w:pPr>
               <w:pStyle w:val="Compact"/>
-              <w:jc w:val="left"/>
+              <w:jc w:val="center"/>
             </w:pPr>
             <m:oMath>
               <m:r>
@@ -1303,7 +1303,7 @@
           <w:p>
             <w:pPr>
               <w:pStyle w:val="Compact"/>
-              <w:jc w:val="left"/>
+              <w:jc w:val="center"/>
             </w:pPr>
             <m:oMath>
               <m:r>
@@ -1377,7 +1377,7 @@
           <w:p>
             <w:pPr>
               <w:pStyle w:val="Compact"/>
-              <w:jc w:val="left"/>
+              <w:jc w:val="center"/>
             </w:pPr>
             <w:r>
               <w:rPr>
@@ -1394,7 +1394,7 @@
           <w:p>
             <w:pPr>
               <w:pStyle w:val="Compact"/>
-              <w:jc w:val="left"/>
+              <w:jc w:val="center"/>
             </w:pPr>
             <w:r>
               <w:rPr>
@@ -1411,7 +1411,7 @@
           <w:p>
             <w:pPr>
               <w:pStyle w:val="Compact"/>
-              <w:jc w:val="left"/>
+              <w:jc w:val="center"/>
             </w:pPr>
             <m:oMath>
               <m:r>
@@ -1443,7 +1443,7 @@
           <w:p>
             <w:pPr>
               <w:pStyle w:val="Compact"/>
-              <w:jc w:val="left"/>
+              <w:jc w:val="center"/>
             </w:pPr>
             <m:oMath>
               <m:r>
@@ -1496,7 +1496,7 @@
           <w:p>
             <w:pPr>
               <w:pStyle w:val="Compact"/>
-              <w:jc w:val="left"/>
+              <w:jc w:val="center"/>
             </w:pPr>
             <w:r>
               <w:rPr>
@@ -1773,7 +1773,7 @@
           <w:p>
             <w:pPr>
               <w:pStyle w:val="Compact"/>
-              <w:jc w:val="left"/>
+              <w:jc w:val="center"/>
             </w:pPr>
             <w:r>
               <w:rPr>
@@ -1866,7 +1866,7 @@
           <w:p>
             <w:pPr>
               <w:pStyle w:val="Compact"/>
-              <w:jc w:val="left"/>
+              <w:jc w:val="center"/>
             </w:pPr>
             <w:r>
               <w:rPr>
@@ -1958,7 +1958,7 @@
           <w:p>
             <w:pPr>
               <w:pStyle w:val="Compact"/>
-              <w:jc w:val="left"/>
+              <w:jc w:val="center"/>
             </w:pPr>
             <w:r>
               <w:rPr>
@@ -2050,7 +2050,7 @@
           <w:p>
             <w:pPr>
               <w:pStyle w:val="Compact"/>
-              <w:jc w:val="left"/>
+              <w:jc w:val="center"/>
             </w:pPr>
             <w:r>
               <w:rPr>
@@ -2142,7 +2142,7 @@
           <w:p>
             <w:pPr>
               <w:pStyle w:val="Compact"/>
-              <w:jc w:val="left"/>
+              <w:jc w:val="center"/>
             </w:pPr>
             <w:r>
               <w:rPr>
@@ -2372,6 +2372,12 @@
       <m:oMathPara>
         <m:oMathParaPr>
           <m:jc m:val="center"/>
+          <m:ctrlPr>
+            <w:rPr>
+              <w:sz w:val="28"/>
+              <w:szCs w:val="28"/>
+            </w:rPr>
+          </m:ctrlPr>
         </m:oMathParaPr>
         <m:oMath>
           <m:r>
@@ -2694,6 +2700,12 @@
       <m:oMathPara>
         <m:oMathParaPr>
           <m:jc m:val="center"/>
+          <m:ctrlPr>
+            <w:rPr>
+              <w:sz w:val="28"/>
+              <w:szCs w:val="28"/>
+            </w:rPr>
+          </m:ctrlPr>
         </m:oMathParaPr>
         <m:oMath>
           <m:r>
@@ -3121,7 +3133,7 @@
           <w:p>
             <w:pPr>
               <w:pStyle w:val="Compact"/>
-              <w:jc w:val="left"/>
+              <w:jc w:val="center"/>
             </w:pPr>
             <w:r>
               <w:rPr>
@@ -3184,7 +3196,7 @@
           <w:p>
             <w:pPr>
               <w:pStyle w:val="Compact"/>
-              <w:jc w:val="left"/>
+              <w:jc w:val="center"/>
             </w:pPr>
             <w:r>
               <w:rPr>
@@ -3294,7 +3306,7 @@
           <w:p>
             <w:pPr>
               <w:pStyle w:val="Compact"/>
-              <w:jc w:val="left"/>
+              <w:jc w:val="center"/>
             </w:pPr>
             <w:r>
               <w:rPr>
@@ -3368,7 +3380,7 @@
           <w:p>
             <w:pPr>
               <w:pStyle w:val="Compact"/>
-              <w:jc w:val="left"/>
+              <w:jc w:val="center"/>
             </w:pPr>
             <w:r>
               <w:rPr>
@@ -3789,7 +3801,7 @@
           <w:p>
             <w:pPr>
               <w:pStyle w:val="Compact"/>
-              <w:jc w:val="left"/>
+              <w:jc w:val="center"/>
             </w:pPr>
             <w:r>
               <w:rPr>
@@ -3805,7 +3817,7 @@
           <w:p>
             <w:pPr>
               <w:pStyle w:val="Compact"/>
-              <w:jc w:val="left"/>
+              <w:jc w:val="center"/>
             </w:pPr>
             <w:r>
               <w:rPr>
@@ -3839,7 +3851,7 @@
           <w:p>
             <w:pPr>
               <w:pStyle w:val="Compact"/>
-              <w:jc w:val="left"/>
+              <w:jc w:val="center"/>
             </w:pPr>
             <w:r>
               <w:rPr>
@@ -3854,7 +3866,7 @@
           <w:p>
             <w:pPr>
               <w:pStyle w:val="Compact"/>
-              <w:jc w:val="left"/>
+              <w:jc w:val="center"/>
             </w:pPr>
             <w:r>
               <w:rPr>
@@ -3886,7 +3898,7 @@
           <w:p>
             <w:pPr>
               <w:pStyle w:val="Compact"/>
-              <w:jc w:val="left"/>
+              <w:jc w:val="center"/>
             </w:pPr>
             <w:r>
               <w:rPr>
@@ -3901,7 +3913,7 @@
           <w:p>
             <w:pPr>
               <w:pStyle w:val="Compact"/>
-              <w:jc w:val="left"/>
+              <w:jc w:val="center"/>
             </w:pPr>
             <w:r>
               <w:rPr>
@@ -3945,7 +3957,7 @@
           <w:p>
             <w:pPr>
               <w:pStyle w:val="Compact"/>
-              <w:jc w:val="left"/>
+              <w:jc w:val="center"/>
             </w:pPr>
             <w:r>
               <w:rPr>
@@ -3960,7 +3972,7 @@
           <w:p>
             <w:pPr>
               <w:pStyle w:val="Compact"/>
-              <w:jc w:val="left"/>
+              <w:jc w:val="center"/>
             </w:pPr>
             <w:r>
               <w:rPr>
@@ -4067,7 +4079,7 @@
           <w:p>
             <w:pPr>
               <w:pStyle w:val="Compact"/>
-              <w:jc w:val="left"/>
+              <w:jc w:val="center"/>
             </w:pPr>
             <w:r>
               <w:rPr>
@@ -4083,7 +4095,7 @@
           <w:p>
             <w:pPr>
               <w:pStyle w:val="Compact"/>
-              <w:jc w:val="left"/>
+              <w:jc w:val="center"/>
             </w:pPr>
             <w:r>
               <w:rPr>
@@ -4101,7 +4113,7 @@
           <w:p>
             <w:pPr>
               <w:pStyle w:val="Compact"/>
-              <w:jc w:val="left"/>
+              <w:jc w:val="center"/>
             </w:pPr>
             <w:r>
               <w:rPr>
@@ -4116,7 +4128,7 @@
           <w:p>
             <w:pPr>
               <w:pStyle w:val="Compact"/>
-              <w:jc w:val="left"/>
+              <w:jc w:val="center"/>
             </w:pPr>
             <w:r>
               <w:rPr>
@@ -4139,7 +4151,7 @@
           <w:p>
             <w:pPr>
               <w:pStyle w:val="Compact"/>
-              <w:jc w:val="left"/>
+              <w:jc w:val="center"/>
             </w:pPr>
             <w:r>
               <w:rPr>
@@ -4154,7 +4166,7 @@
           <w:p>
             <w:pPr>
               <w:pStyle w:val="Compact"/>
-              <w:jc w:val="left"/>
+              <w:jc w:val="center"/>
             </w:pPr>
             <w:r>
               <w:rPr>
@@ -4177,7 +4189,7 @@
           <w:p>
             <w:pPr>
               <w:pStyle w:val="Compact"/>
-              <w:jc w:val="left"/>
+              <w:jc w:val="center"/>
             </w:pPr>
             <w:r>
               <w:rPr>
@@ -4192,7 +4204,7 @@
           <w:p>
             <w:pPr>
               <w:pStyle w:val="Compact"/>
-              <w:jc w:val="left"/>
+              <w:jc w:val="center"/>
             </w:pPr>
             <w:r>
               <w:rPr>
@@ -4209,7 +4221,7 @@
           <w:p>
             <w:pPr>
               <w:pStyle w:val="Compact"/>
-              <w:jc w:val="left"/>
+              <w:jc w:val="center"/>
             </w:pPr>
             <w:r>
               <w:rPr>
@@ -4224,7 +4236,7 @@
           <w:p>
             <w:pPr>
               <w:pStyle w:val="Compact"/>
-              <w:jc w:val="left"/>
+              <w:jc w:val="center"/>
             </w:pPr>
             <w:r>
               <w:rPr>
@@ -4283,7 +4295,7 @@
           <w:p>
             <w:pPr>
               <w:pStyle w:val="Compact"/>
-              <w:jc w:val="left"/>
+              <w:jc w:val="center"/>
             </w:pPr>
             <w:r>
               <w:rPr>
@@ -4298,7 +4310,7 @@
           <w:p>
             <w:pPr>
               <w:pStyle w:val="Compact"/>
-              <w:jc w:val="left"/>
+              <w:jc w:val="center"/>
             </w:pPr>
             <w:r>
               <w:rPr>
@@ -4315,7 +4327,7 @@
           <w:p>
             <w:pPr>
               <w:pStyle w:val="Compact"/>
-              <w:jc w:val="left"/>
+              <w:jc w:val="center"/>
             </w:pPr>
             <w:r>
               <w:rPr>
@@ -4330,7 +4342,7 @@
           <w:p>
             <w:pPr>
               <w:pStyle w:val="Compact"/>
-              <w:jc w:val="left"/>
+              <w:jc w:val="center"/>
             </w:pPr>
             <w:r>
               <w:rPr>
@@ -4435,12 +4447,6 @@
         <w:pStyle w:val="BlockText"/>
       </w:pPr>
       <w:r>
-        <w:t xml:space="preserve">⚠️</w:t>
-      </w:r>
-      <w:r>
-        <w:t xml:space="preserve"> </w:t>
-      </w:r>
-      <w:r>
         <w:rPr>
           <w:rFonts w:hint="eastAsia" w:eastAsia="SimSun" w:ascii="Times New Roman" w:hAnsi="Times New Roman"/>
           <w:b/>
@@ -4538,7 +4544,7 @@
           <w:p>
             <w:pPr>
               <w:pStyle w:val="Compact"/>
-              <w:jc w:val="left"/>
+              <w:jc w:val="center"/>
             </w:pPr>
             <w:r>
               <w:rPr>
@@ -4554,7 +4560,7 @@
           <w:p>
             <w:pPr>
               <w:pStyle w:val="Compact"/>
-              <w:jc w:val="left"/>
+              <w:jc w:val="center"/>
             </w:pPr>
             <w:r>
               <w:rPr>
@@ -4572,7 +4578,7 @@
           <w:p>
             <w:pPr>
               <w:pStyle w:val="Compact"/>
-              <w:jc w:val="left"/>
+              <w:jc w:val="center"/>
             </w:pPr>
             <w:r>
               <w:rPr>
@@ -4587,7 +4593,7 @@
           <w:p>
             <w:pPr>
               <w:pStyle w:val="Compact"/>
-              <w:jc w:val="left"/>
+              <w:jc w:val="center"/>
             </w:pPr>
             <w:r>
               <w:rPr>
@@ -4610,7 +4616,7 @@
           <w:p>
             <w:pPr>
               <w:pStyle w:val="Compact"/>
-              <w:jc w:val="left"/>
+              <w:jc w:val="center"/>
             </w:pPr>
             <w:r>
               <w:rPr>
@@ -4625,7 +4631,7 @@
           <w:p>
             <w:pPr>
               <w:pStyle w:val="Compact"/>
-              <w:jc w:val="left"/>
+              <w:jc w:val="center"/>
             </w:pPr>
             <w:r>
               <w:rPr>
@@ -4662,7 +4668,7 @@
           <w:p>
             <w:pPr>
               <w:pStyle w:val="Compact"/>
-              <w:jc w:val="left"/>
+              <w:jc w:val="center"/>
             </w:pPr>
             <w:r>
               <w:rPr>
@@ -4677,7 +4683,7 @@
           <w:p>
             <w:pPr>
               <w:pStyle w:val="Compact"/>
-              <w:jc w:val="left"/>
+              <w:jc w:val="center"/>
             </w:pPr>
             <w:r>
               <w:rPr>
@@ -4694,7 +4700,7 @@
           <w:p>
             <w:pPr>
               <w:pStyle w:val="Compact"/>
-              <w:jc w:val="left"/>
+              <w:jc w:val="center"/>
             </w:pPr>
             <w:r>
               <w:rPr>
@@ -4709,7 +4715,7 @@
           <w:p>
             <w:pPr>
               <w:pStyle w:val="Compact"/>
-              <w:jc w:val="left"/>
+              <w:jc w:val="center"/>
             </w:pPr>
             <w:r>
               <w:rPr>
@@ -4780,7 +4786,7 @@
           <w:p>
             <w:pPr>
               <w:pStyle w:val="Compact"/>
-              <w:jc w:val="left"/>
+              <w:jc w:val="center"/>
             </w:pPr>
             <w:r>
               <w:rPr>
@@ -4795,7 +4801,7 @@
           <w:p>
             <w:pPr>
               <w:pStyle w:val="Compact"/>
-              <w:jc w:val="left"/>
+              <w:jc w:val="center"/>
             </w:pPr>
             <w:r>
               <w:rPr>
@@ -4845,6 +4851,14 @@
         <w:t xml:space="preserve">Cl⁻：顶点（</w:t>
       </w:r>
       <m:oMath>
+        <m:oMathPr>
+          <m:ctrlPr>
+            <w:rPr>
+              <w:sz w:val="28"/>
+              <w:szCs w:val="28"/>
+            </w:rPr>
+          </m:ctrlPr>
+        </m:oMathPr>
         <m:r>
           <m:t>8</m:t>
         </m:r>
@@ -4892,6 +4906,14 @@
         <w:t xml:space="preserve">面心（</w:t>
       </w:r>
       <m:oMath>
+        <m:oMathPr>
+          <m:ctrlPr>
+            <w:rPr>
+              <w:sz w:val="28"/>
+              <w:szCs w:val="28"/>
+            </w:rPr>
+          </m:ctrlPr>
+        </m:oMathPr>
         <m:r>
           <m:t>6</m:t>
         </m:r>
@@ -4980,6 +5002,14 @@
         <w:t xml:space="preserve">棱心（</w:t>
       </w:r>
       <m:oMath>
+        <m:oMathPr>
+          <m:ctrlPr>
+            <w:rPr>
+              <w:sz w:val="28"/>
+              <w:szCs w:val="28"/>
+            </w:rPr>
+          </m:ctrlPr>
+        </m:oMathPr>
         <m:r>
           <m:t>12</m:t>
         </m:r>
@@ -5177,7 +5207,7 @@
           <w:p>
             <w:pPr>
               <w:pStyle w:val="Compact"/>
-              <w:jc w:val="left"/>
+              <w:jc w:val="center"/>
             </w:pPr>
             <w:r>
               <w:rPr>
@@ -5193,7 +5223,7 @@
           <w:p>
             <w:pPr>
               <w:pStyle w:val="Compact"/>
-              <w:jc w:val="left"/>
+              <w:jc w:val="center"/>
             </w:pPr>
             <w:r>
               <w:rPr>
@@ -5211,7 +5241,7 @@
           <w:p>
             <w:pPr>
               <w:pStyle w:val="Compact"/>
-              <w:jc w:val="left"/>
+              <w:jc w:val="center"/>
             </w:pPr>
             <w:r>
               <w:rPr>
@@ -5226,7 +5256,7 @@
           <w:p>
             <w:pPr>
               <w:pStyle w:val="Compact"/>
-              <w:jc w:val="left"/>
+              <w:jc w:val="center"/>
             </w:pPr>
             <w:r>
               <w:rPr>
@@ -5249,7 +5279,7 @@
           <w:p>
             <w:pPr>
               <w:pStyle w:val="Compact"/>
-              <w:jc w:val="left"/>
+              <w:jc w:val="center"/>
             </w:pPr>
             <w:r>
               <w:rPr>
@@ -5264,7 +5294,7 @@
           <w:p>
             <w:pPr>
               <w:pStyle w:val="Compact"/>
-              <w:jc w:val="left"/>
+              <w:jc w:val="center"/>
             </w:pPr>
             <w:r>
               <w:rPr>
@@ -5301,7 +5331,7 @@
           <w:p>
             <w:pPr>
               <w:pStyle w:val="Compact"/>
-              <w:jc w:val="left"/>
+              <w:jc w:val="center"/>
             </w:pPr>
             <w:r>
               <w:rPr>
@@ -5316,7 +5346,7 @@
           <w:p>
             <w:pPr>
               <w:pStyle w:val="Compact"/>
-              <w:jc w:val="left"/>
+              <w:jc w:val="center"/>
             </w:pPr>
             <w:r>
               <w:rPr>
@@ -5333,7 +5363,7 @@
           <w:p>
             <w:pPr>
               <w:pStyle w:val="Compact"/>
-              <w:jc w:val="left"/>
+              <w:jc w:val="center"/>
             </w:pPr>
             <w:r>
               <w:rPr>
@@ -5348,7 +5378,7 @@
           <w:p>
             <w:pPr>
               <w:pStyle w:val="Compact"/>
-              <w:jc w:val="left"/>
+              <w:jc w:val="center"/>
             </w:pPr>
             <w:r>
               <w:rPr>
@@ -5377,7 +5407,7 @@
           <w:p>
             <w:pPr>
               <w:pStyle w:val="Compact"/>
-              <w:jc w:val="left"/>
+              <w:jc w:val="center"/>
             </w:pPr>
             <w:r>
               <w:rPr>
@@ -5392,7 +5422,7 @@
           <w:p>
             <w:pPr>
               <w:pStyle w:val="Compact"/>
-              <w:jc w:val="left"/>
+              <w:jc w:val="center"/>
             </w:pPr>
             <w:r>
               <w:rPr>
@@ -5560,7 +5590,7 @@
           <w:p>
             <w:pPr>
               <w:pStyle w:val="Compact"/>
-              <w:jc w:val="left"/>
+              <w:jc w:val="center"/>
             </w:pPr>
             <w:r>
               <w:rPr>
@@ -5576,7 +5606,7 @@
           <w:p>
             <w:pPr>
               <w:pStyle w:val="Compact"/>
-              <w:jc w:val="left"/>
+              <w:jc w:val="center"/>
             </w:pPr>
             <w:r>
               <w:rPr>
@@ -5594,7 +5624,7 @@
           <w:p>
             <w:pPr>
               <w:pStyle w:val="Compact"/>
-              <w:jc w:val="left"/>
+              <w:jc w:val="center"/>
             </w:pPr>
             <w:r>
               <w:rPr>
@@ -5609,7 +5639,7 @@
           <w:p>
             <w:pPr>
               <w:pStyle w:val="Compact"/>
-              <w:jc w:val="left"/>
+              <w:jc w:val="center"/>
             </w:pPr>
             <w:r>
               <w:rPr>
@@ -5632,7 +5662,7 @@
           <w:p>
             <w:pPr>
               <w:pStyle w:val="Compact"/>
-              <w:jc w:val="left"/>
+              <w:jc w:val="center"/>
             </w:pPr>
             <w:r>
               <w:rPr>
@@ -5647,7 +5677,7 @@
           <w:p>
             <w:pPr>
               <w:pStyle w:val="Compact"/>
-              <w:jc w:val="left"/>
+              <w:jc w:val="center"/>
             </w:pPr>
             <w:r>
               <w:rPr>
@@ -5670,7 +5700,7 @@
           <w:p>
             <w:pPr>
               <w:pStyle w:val="Compact"/>
-              <w:jc w:val="left"/>
+              <w:jc w:val="center"/>
             </w:pPr>
             <w:r>
               <w:rPr>
@@ -5685,7 +5715,7 @@
           <w:p>
             <w:pPr>
               <w:pStyle w:val="Compact"/>
-              <w:jc w:val="left"/>
+              <w:jc w:val="center"/>
             </w:pPr>
             <w:r>
               <w:rPr>
@@ -5702,7 +5732,7 @@
           <w:p>
             <w:pPr>
               <w:pStyle w:val="Compact"/>
-              <w:jc w:val="left"/>
+              <w:jc w:val="center"/>
             </w:pPr>
             <w:r>
               <w:rPr>
@@ -5717,7 +5747,7 @@
           <w:p>
             <w:pPr>
               <w:pStyle w:val="Compact"/>
-              <w:jc w:val="left"/>
+              <w:jc w:val="center"/>
             </w:pPr>
             <w:r>
               <w:rPr>
@@ -5746,7 +5776,7 @@
           <w:p>
             <w:pPr>
               <w:pStyle w:val="Compact"/>
-              <w:jc w:val="left"/>
+              <w:jc w:val="center"/>
             </w:pPr>
             <w:r>
               <w:rPr>
@@ -5761,7 +5791,7 @@
           <w:p>
             <w:pPr>
               <w:pStyle w:val="Compact"/>
-              <w:jc w:val="left"/>
+              <w:jc w:val="center"/>
             </w:pPr>
             <w:r>
               <w:rPr>
@@ -6126,7 +6156,7 @@
           <w:p>
             <w:pPr>
               <w:pStyle w:val="Compact"/>
-              <w:jc w:val="left"/>
+              <w:jc w:val="center"/>
             </w:pPr>
             <w:r>
               <w:rPr>
@@ -6142,7 +6172,7 @@
           <w:p>
             <w:pPr>
               <w:pStyle w:val="Compact"/>
-              <w:jc w:val="left"/>
+              <w:jc w:val="center"/>
             </w:pPr>
             <w:r>
               <w:rPr>
@@ -6158,7 +6188,7 @@
           <w:p>
             <w:pPr>
               <w:pStyle w:val="Compact"/>
-              <w:jc w:val="left"/>
+              <w:jc w:val="center"/>
             </w:pPr>
             <w:r>
               <w:rPr>
@@ -6174,7 +6204,7 @@
           <w:p>
             <w:pPr>
               <w:pStyle w:val="Compact"/>
-              <w:jc w:val="left"/>
+              <w:jc w:val="center"/>
             </w:pPr>
             <w:r>
               <w:rPr>
@@ -6240,7 +6270,7 @@
           <w:p>
             <w:pPr>
               <w:pStyle w:val="Compact"/>
-              <w:jc w:val="left"/>
+              <w:jc w:val="center"/>
             </w:pPr>
             <w:r>
               <w:rPr>
@@ -6257,7 +6287,7 @@
           <w:p>
             <w:pPr>
               <w:pStyle w:val="Compact"/>
-              <w:jc w:val="left"/>
+              <w:jc w:val="center"/>
             </w:pPr>
             <w:r>
               <w:rPr>
@@ -6272,7 +6302,7 @@
           <w:p>
             <w:pPr>
               <w:pStyle w:val="Compact"/>
-              <w:jc w:val="left"/>
+              <w:jc w:val="center"/>
             </w:pPr>
             <w:r>
               <w:rPr>
@@ -6287,7 +6317,7 @@
           <w:p>
             <w:pPr>
               <w:pStyle w:val="Compact"/>
-              <w:jc w:val="left"/>
+              <w:jc w:val="center"/>
             </w:pPr>
             <w:r>
               <w:rPr>
@@ -6349,7 +6379,7 @@
           <w:p>
             <w:pPr>
               <w:pStyle w:val="Compact"/>
-              <w:jc w:val="left"/>
+              <w:jc w:val="center"/>
             </w:pPr>
             <w:r>
               <w:rPr>
@@ -6366,7 +6396,7 @@
           <w:p>
             <w:pPr>
               <w:pStyle w:val="Compact"/>
-              <w:jc w:val="left"/>
+              <w:jc w:val="center"/>
             </w:pPr>
             <w:r>
               <w:rPr>
@@ -6381,7 +6411,7 @@
           <w:p>
             <w:pPr>
               <w:pStyle w:val="Compact"/>
-              <w:jc w:val="left"/>
+              <w:jc w:val="center"/>
             </w:pPr>
             <w:r>
               <w:rPr>
@@ -6396,7 +6426,7 @@
           <w:p>
             <w:pPr>
               <w:pStyle w:val="Compact"/>
-              <w:jc w:val="left"/>
+              <w:jc w:val="center"/>
             </w:pPr>
             <w:r>
               <w:rPr>
@@ -6458,7 +6488,7 @@
           <w:p>
             <w:pPr>
               <w:pStyle w:val="Compact"/>
-              <w:jc w:val="left"/>
+              <w:jc w:val="center"/>
             </w:pPr>
             <w:r>
               <w:rPr>
@@ -6483,7 +6513,7 @@
           <w:p>
             <w:pPr>
               <w:pStyle w:val="Compact"/>
-              <w:jc w:val="left"/>
+              <w:jc w:val="center"/>
             </w:pPr>
             <w:r>
               <w:rPr>
@@ -6498,7 +6528,7 @@
           <w:p>
             <w:pPr>
               <w:pStyle w:val="Compact"/>
-              <w:jc w:val="left"/>
+              <w:jc w:val="center"/>
             </w:pPr>
             <w:r>
               <w:rPr>
@@ -6513,7 +6543,7 @@
           <w:p>
             <w:pPr>
               <w:pStyle w:val="Compact"/>
-              <w:jc w:val="left"/>
+              <w:jc w:val="center"/>
             </w:pPr>
             <w:r>
               <w:rPr>
@@ -6575,7 +6605,7 @@
           <w:p>
             <w:pPr>
               <w:pStyle w:val="Compact"/>
-              <w:jc w:val="left"/>
+              <w:jc w:val="center"/>
             </w:pPr>
             <w:r>
               <w:rPr>
@@ -6600,7 +6630,7 @@
           <w:p>
             <w:pPr>
               <w:pStyle w:val="Compact"/>
-              <w:jc w:val="left"/>
+              <w:jc w:val="center"/>
             </w:pPr>
             <w:r>
               <w:rPr>
@@ -6615,7 +6645,7 @@
           <w:p>
             <w:pPr>
               <w:pStyle w:val="Compact"/>
-              <w:jc w:val="left"/>
+              <w:jc w:val="center"/>
             </w:pPr>
             <w:r>
               <w:rPr>
@@ -6630,7 +6660,7 @@
           <w:p>
             <w:pPr>
               <w:pStyle w:val="Compact"/>
-              <w:jc w:val="left"/>
+              <w:jc w:val="center"/>
             </w:pPr>
             <w:r>
               <w:rPr>
@@ -6692,7 +6722,7 @@
           <w:p>
             <w:pPr>
               <w:pStyle w:val="Compact"/>
-              <w:jc w:val="left"/>
+              <w:jc w:val="center"/>
             </w:pPr>
             <w:r>
               <w:rPr>
@@ -6709,7 +6739,7 @@
           <w:p>
             <w:pPr>
               <w:pStyle w:val="Compact"/>
-              <w:jc w:val="left"/>
+              <w:jc w:val="center"/>
             </w:pPr>
             <w:r>
               <w:rPr>
@@ -6724,7 +6754,7 @@
           <w:p>
             <w:pPr>
               <w:pStyle w:val="Compact"/>
-              <w:jc w:val="left"/>
+              <w:jc w:val="center"/>
             </w:pPr>
             <w:r>
               <w:rPr>
@@ -6739,7 +6769,7 @@
           <w:p>
             <w:pPr>
               <w:pStyle w:val="Compact"/>
-              <w:jc w:val="left"/>
+              <w:jc w:val="center"/>
             </w:pPr>
             <w:r>
               <w:rPr>
@@ -6801,7 +6831,7 @@
           <w:p>
             <w:pPr>
               <w:pStyle w:val="Compact"/>
-              <w:jc w:val="left"/>
+              <w:jc w:val="center"/>
             </w:pPr>
             <w:r>
               <w:rPr>
@@ -6818,7 +6848,7 @@
           <w:p>
             <w:pPr>
               <w:pStyle w:val="Compact"/>
-              <w:jc w:val="left"/>
+              <w:jc w:val="center"/>
             </w:pPr>
             <w:r>
               <w:rPr>
@@ -6833,7 +6863,7 @@
           <w:p>
             <w:pPr>
               <w:pStyle w:val="Compact"/>
-              <w:jc w:val="left"/>
+              <w:jc w:val="center"/>
             </w:pPr>
             <w:r>
               <w:rPr>
@@ -6848,7 +6878,7 @@
           <w:p>
             <w:pPr>
               <w:pStyle w:val="Compact"/>
-              <w:jc w:val="left"/>
+              <w:jc w:val="center"/>
             </w:pPr>
             <w:r>
               <w:rPr>
@@ -7059,6 +7089,14 @@
         <w:t xml:space="preserve">：</w:t>
       </w:r>
       <m:oMath>
+        <m:oMathPr>
+          <m:ctrlPr>
+            <w:rPr>
+              <w:sz w:val="28"/>
+              <w:szCs w:val="28"/>
+            </w:rPr>
+          </m:ctrlPr>
+        </m:oMathPr>
         <m:sSub>
           <m:e>
             <m:r>
@@ -7113,6 +7151,12 @@
       <m:oMathPara>
         <m:oMathParaPr>
           <m:jc m:val="center"/>
+          <m:ctrlPr>
+            <w:rPr>
+              <w:sz w:val="28"/>
+              <w:szCs w:val="28"/>
+            </w:rPr>
+          </m:ctrlPr>
         </m:oMathParaPr>
         <m:oMath>
           <m:r>
@@ -7236,6 +7280,14 @@
         <w:t xml:space="preserve">：</w:t>
       </w:r>
       <m:oMath>
+        <m:oMathPr>
+          <m:ctrlPr>
+            <w:rPr>
+              <w:sz w:val="28"/>
+              <w:szCs w:val="28"/>
+            </w:rPr>
+          </m:ctrlPr>
+        </m:oMathPr>
         <m:sSub>
           <m:e>
             <m:r>
@@ -7290,6 +7342,12 @@
       <m:oMathPara>
         <m:oMathParaPr>
           <m:jc m:val="center"/>
+          <m:ctrlPr>
+            <w:rPr>
+              <w:sz w:val="28"/>
+              <w:szCs w:val="28"/>
+            </w:rPr>
+          </m:ctrlPr>
         </m:oMathParaPr>
         <m:oMath>
           <m:r>
@@ -7401,6 +7459,14 @@
         <w:t xml:space="preserve">：</w:t>
       </w:r>
       <m:oMath>
+        <m:oMathPr>
+          <m:ctrlPr>
+            <w:rPr>
+              <w:sz w:val="28"/>
+              <w:szCs w:val="28"/>
+            </w:rPr>
+          </m:ctrlPr>
+        </m:oMathPr>
         <m:sSub>
           <m:e>
             <m:r>
@@ -7455,6 +7521,12 @@
       <m:oMathPara>
         <m:oMathParaPr>
           <m:jc m:val="center"/>
+          <m:ctrlPr>
+            <w:rPr>
+              <w:sz w:val="28"/>
+              <w:szCs w:val="28"/>
+            </w:rPr>
+          </m:ctrlPr>
         </m:oMathParaPr>
         <m:oMath>
           <m:r>
@@ -7750,7 +7822,7 @@
           <w:p>
             <w:pPr>
               <w:pStyle w:val="Compact"/>
-              <w:jc w:val="left"/>
+              <w:jc w:val="center"/>
             </w:pPr>
             <w:r>
               <w:rPr>
@@ -7813,7 +7885,7 @@
           <w:p>
             <w:pPr>
               <w:pStyle w:val="Compact"/>
-              <w:jc w:val="left"/>
+              <w:jc w:val="center"/>
             </w:pPr>
             <w:r>
               <w:rPr>
@@ -7875,7 +7947,7 @@
           <w:p>
             <w:pPr>
               <w:pStyle w:val="Compact"/>
-              <w:jc w:val="left"/>
+              <w:jc w:val="center"/>
             </w:pPr>
             <w:r>
               <w:rPr>
@@ -7943,7 +8015,7 @@
           <w:p>
             <w:pPr>
               <w:pStyle w:val="Compact"/>
-              <w:jc w:val="left"/>
+              <w:jc w:val="center"/>
             </w:pPr>
             <w:r>
               <w:rPr>
@@ -8011,7 +8083,7 @@
           <w:p>
             <w:pPr>
               <w:pStyle w:val="Compact"/>
-              <w:jc w:val="left"/>
+              <w:jc w:val="center"/>
             </w:pPr>
             <w:r>
               <w:rPr>
@@ -8079,7 +8151,7 @@
           <w:p>
             <w:pPr>
               <w:pStyle w:val="Compact"/>
-              <w:jc w:val="left"/>
+              <w:jc w:val="center"/>
             </w:pPr>
             <w:r>
               <w:rPr>
@@ -8095,12 +8167,6 @@
       <w:pPr>
         <w:pStyle w:val="BlockText"/>
       </w:pPr>
-      <w:r>
-        <w:t xml:space="preserve">⚠️</w:t>
-      </w:r>
-      <w:r>
-        <w:t xml:space="preserve"> </w:t>
-      </w:r>
       <w:r>
         <w:rPr>
           <w:rFonts w:hint="eastAsia" w:eastAsia="SimSun" w:ascii="Times New Roman" w:hAnsi="Times New Roman"/>
@@ -8242,6 +8308,12 @@
       <m:oMathPara>
         <m:oMathParaPr>
           <m:jc m:val="center"/>
+          <m:ctrlPr>
+            <w:rPr>
+              <w:sz w:val="28"/>
+              <w:szCs w:val="28"/>
+            </w:rPr>
+          </m:ctrlPr>
         </m:oMathParaPr>
         <m:oMath>
           <m:sSub>
@@ -8599,6 +8671,14 @@
         <w:t xml:space="preserve"> </w:t>
       </w:r>
       <m:oMath>
+        <m:oMathPr>
+          <m:ctrlPr>
+            <w:rPr>
+              <w:sz w:val="28"/>
+              <w:szCs w:val="28"/>
+            </w:rPr>
+          </m:ctrlPr>
+        </m:oMathPr>
         <m:r>
           <m:t>6</m:t>
         </m:r>
@@ -8828,7 +8908,7 @@
           <w:p>
             <w:pPr>
               <w:pStyle w:val="Compact"/>
-              <w:jc w:val="left"/>
+              <w:jc w:val="center"/>
             </w:pPr>
             <w:r>
               <w:rPr>
@@ -8844,7 +8924,7 @@
           <w:p>
             <w:pPr>
               <w:pStyle w:val="Compact"/>
-              <w:jc w:val="left"/>
+              <w:jc w:val="center"/>
             </w:pPr>
             <w:r>
               <w:rPr>
@@ -8860,7 +8940,7 @@
           <w:p>
             <w:pPr>
               <w:pStyle w:val="Compact"/>
-              <w:jc w:val="left"/>
+              <w:jc w:val="center"/>
             </w:pPr>
             <w:r>
               <w:rPr>
@@ -8878,7 +8958,7 @@
           <w:p>
             <w:pPr>
               <w:pStyle w:val="Compact"/>
-              <w:jc w:val="left"/>
+              <w:jc w:val="center"/>
             </w:pPr>
             <w:r>
               <w:rPr>
@@ -8893,7 +8973,7 @@
           <w:p>
             <w:pPr>
               <w:pStyle w:val="Compact"/>
-              <w:jc w:val="left"/>
+              <w:jc w:val="center"/>
             </w:pPr>
             <w:r>
               <w:rPr>
@@ -8920,7 +9000,7 @@
           <w:p>
             <w:pPr>
               <w:pStyle w:val="Compact"/>
-              <w:jc w:val="left"/>
+              <w:jc w:val="center"/>
             </w:pPr>
             <w:r>
               <w:rPr>
@@ -8949,7 +9029,7 @@
           <w:p>
             <w:pPr>
               <w:pStyle w:val="Compact"/>
-              <w:jc w:val="left"/>
+              <w:jc w:val="center"/>
             </w:pPr>
             <w:r>
               <w:rPr>
@@ -8964,7 +9044,7 @@
           <w:p>
             <w:pPr>
               <w:pStyle w:val="Compact"/>
-              <w:jc w:val="left"/>
+              <w:jc w:val="center"/>
             </w:pPr>
             <w:r>
               <w:rPr>
@@ -8991,7 +9071,7 @@
           <w:p>
             <w:pPr>
               <w:pStyle w:val="Compact"/>
-              <w:jc w:val="left"/>
+              <w:jc w:val="center"/>
             </w:pPr>
             <w:r>
               <w:rPr>
@@ -9020,7 +9100,7 @@
           <w:p>
             <w:pPr>
               <w:pStyle w:val="Compact"/>
-              <w:jc w:val="left"/>
+              <w:jc w:val="center"/>
             </w:pPr>
             <w:r>
               <w:rPr>
@@ -9035,7 +9115,7 @@
           <w:p>
             <w:pPr>
               <w:pStyle w:val="Compact"/>
-              <w:jc w:val="left"/>
+              <w:jc w:val="center"/>
             </w:pPr>
             <w:r>
               <w:rPr>
@@ -9050,7 +9130,7 @@
           <w:p>
             <w:pPr>
               <w:pStyle w:val="Compact"/>
-              <w:jc w:val="left"/>
+              <w:jc w:val="center"/>
             </w:pPr>
             <w:r>
               <w:rPr>
@@ -9131,7 +9211,7 @@
           <w:p>
             <w:pPr>
               <w:pStyle w:val="Compact"/>
-              <w:jc w:val="left"/>
+              <w:jc w:val="center"/>
             </w:pPr>
             <w:r>
               <w:rPr>
@@ -9179,7 +9259,7 @@
           <w:p>
             <w:pPr>
               <w:pStyle w:val="Compact"/>
-              <w:jc w:val="left"/>
+              <w:jc w:val="center"/>
             </w:pPr>
             <w:r>
               <w:rPr>
@@ -9197,7 +9277,7 @@
           <w:p>
             <w:pPr>
               <w:pStyle w:val="Compact"/>
-              <w:jc w:val="left"/>
+              <w:jc w:val="center"/>
             </w:pPr>
             <w:r>
               <w:rPr>
@@ -9331,7 +9411,7 @@
           <w:p>
             <w:pPr>
               <w:pStyle w:val="Compact"/>
-              <w:jc w:val="left"/>
+              <w:jc w:val="center"/>
             </w:pPr>
             <w:r>
               <w:rPr>
@@ -9402,7 +9482,7 @@
           <w:p>
             <w:pPr>
               <w:pStyle w:val="Compact"/>
-              <w:jc w:val="left"/>
+              <w:jc w:val="center"/>
             </w:pPr>
             <w:r>
               <w:rPr>
@@ -9512,7 +9592,7 @@
           <w:p>
             <w:pPr>
               <w:pStyle w:val="Compact"/>
-              <w:jc w:val="left"/>
+              <w:jc w:val="center"/>
             </w:pPr>
             <w:r>
               <w:rPr>
@@ -9621,7 +9701,7 @@
           <w:p>
             <w:pPr>
               <w:pStyle w:val="Compact"/>
-              <w:jc w:val="left"/>
+              <w:jc w:val="center"/>
             </w:pPr>
             <w:r>
               <w:rPr>
@@ -9637,7 +9717,7 @@
           <w:p>
             <w:pPr>
               <w:pStyle w:val="Compact"/>
-              <w:jc w:val="left"/>
+              <w:jc w:val="center"/>
             </w:pPr>
             <w:r>
               <w:rPr>
@@ -9653,7 +9733,7 @@
           <w:p>
             <w:pPr>
               <w:pStyle w:val="Compact"/>
-              <w:jc w:val="left"/>
+              <w:jc w:val="center"/>
             </w:pPr>
             <w:r>
               <w:rPr>
@@ -9669,7 +9749,7 @@
           <w:p>
             <w:pPr>
               <w:pStyle w:val="Compact"/>
-              <w:jc w:val="left"/>
+              <w:jc w:val="center"/>
             </w:pPr>
             <w:r>
               <w:rPr>
@@ -9685,7 +9765,7 @@
           <w:p>
             <w:pPr>
               <w:pStyle w:val="Compact"/>
-              <w:jc w:val="left"/>
+              <w:jc w:val="center"/>
             </w:pPr>
             <w:r>
               <w:rPr>
@@ -9703,7 +9783,7 @@
           <w:p>
             <w:pPr>
               <w:pStyle w:val="Compact"/>
-              <w:jc w:val="left"/>
+              <w:jc w:val="center"/>
             </w:pPr>
             <w:r>
               <w:rPr>
@@ -9720,7 +9800,7 @@
           <w:p>
             <w:pPr>
               <w:pStyle w:val="Compact"/>
-              <w:jc w:val="left"/>
+              <w:jc w:val="center"/>
             </w:pPr>
             <w:r>
               <w:rPr>
@@ -9735,7 +9815,7 @@
           <w:p>
             <w:pPr>
               <w:pStyle w:val="Compact"/>
-              <w:jc w:val="left"/>
+              <w:jc w:val="center"/>
             </w:pPr>
             <w:r>
               <w:rPr>
@@ -9750,7 +9830,7 @@
           <w:p>
             <w:pPr>
               <w:pStyle w:val="Compact"/>
-              <w:jc w:val="left"/>
+              <w:jc w:val="center"/>
             </w:pPr>
             <w:r>
               <w:rPr>
@@ -9765,7 +9845,7 @@
           <w:p>
             <w:pPr>
               <w:pStyle w:val="Compact"/>
-              <w:jc w:val="left"/>
+              <w:jc w:val="center"/>
             </w:pPr>
             <w:r>
               <w:rPr>
@@ -9782,7 +9862,7 @@
           <w:p>
             <w:pPr>
               <w:pStyle w:val="Compact"/>
-              <w:jc w:val="left"/>
+              <w:jc w:val="center"/>
             </w:pPr>
             <w:r>
               <w:rPr>
@@ -9799,7 +9879,7 @@
           <w:p>
             <w:pPr>
               <w:pStyle w:val="Compact"/>
-              <w:jc w:val="left"/>
+              <w:jc w:val="center"/>
             </w:pPr>
             <w:r>
               <w:rPr>
@@ -9814,7 +9894,7 @@
           <w:p>
             <w:pPr>
               <w:pStyle w:val="Compact"/>
-              <w:jc w:val="left"/>
+              <w:jc w:val="center"/>
             </w:pPr>
             <w:r>
               <w:rPr>
@@ -9829,7 +9909,7 @@
           <w:p>
             <w:pPr>
               <w:pStyle w:val="Compact"/>
-              <w:jc w:val="left"/>
+              <w:jc w:val="center"/>
             </w:pPr>
             <w:r>
               <w:rPr>
@@ -9844,7 +9924,7 @@
           <w:p>
             <w:pPr>
               <w:pStyle w:val="Compact"/>
-              <w:jc w:val="left"/>
+              <w:jc w:val="center"/>
             </w:pPr>
             <w:r>
               <w:rPr>
@@ -10537,6 +10617,14 @@
         <w:t xml:space="preserve"> </w:t>
       </w:r>
       <m:oMath>
+        <m:oMathPr>
+          <m:ctrlPr>
+            <w:rPr>
+              <w:sz w:val="28"/>
+              <w:szCs w:val="28"/>
+            </w:rPr>
+          </m:ctrlPr>
+        </m:oMathPr>
         <m:r>
           <m:t>ρ</m:t>
         </m:r>
@@ -10623,6 +10711,14 @@
         <w:t xml:space="preserve">a：</w:t>
       </w:r>
       <m:oMath>
+        <m:oMathPr>
+          <m:ctrlPr>
+            <w:rPr>
+              <w:sz w:val="28"/>
+              <w:szCs w:val="28"/>
+            </w:rPr>
+          </m:ctrlPr>
+        </m:oMathPr>
         <m:rad>
           <m:radPr>
             <m:degHide m:val="on"/>
@@ -10702,6 +10798,14 @@
         <w:t xml:space="preserve"> </w:t>
       </w:r>
       <m:oMath>
+        <m:oMathPr>
+          <m:ctrlPr>
+            <w:rPr>
+              <w:sz w:val="28"/>
+              <w:szCs w:val="28"/>
+            </w:rPr>
+          </m:ctrlPr>
+        </m:oMathPr>
         <m:r>
           <m:t>a</m:t>
         </m:r>
@@ -10771,6 +10875,14 @@
         <w:t xml:space="preserve">体积：</w:t>
       </w:r>
       <m:oMath>
+        <m:oMathPr>
+          <m:ctrlPr>
+            <w:rPr>
+              <w:sz w:val="28"/>
+              <w:szCs w:val="28"/>
+            </w:rPr>
+          </m:ctrlPr>
+        </m:oMathPr>
         <m:r>
           <m:t>V</m:t>
         </m:r>
@@ -10919,6 +11031,14 @@
         <w:t xml:space="preserve">晶胞质量：</w:t>
       </w:r>
       <m:oMath>
+        <m:oMathPr>
+          <m:ctrlPr>
+            <w:rPr>
+              <w:sz w:val="28"/>
+              <w:szCs w:val="28"/>
+            </w:rPr>
+          </m:ctrlPr>
+        </m:oMathPr>
         <m:r>
           <m:t>m</m:t>
         </m:r>
@@ -11073,6 +11193,14 @@
         <w:t xml:space="preserve">密度：</w:t>
       </w:r>
       <m:oMath>
+        <m:oMathPr>
+          <m:ctrlPr>
+            <w:rPr>
+              <w:sz w:val="28"/>
+              <w:szCs w:val="28"/>
+            </w:rPr>
+          </m:ctrlPr>
+        </m:oMathPr>
         <m:r>
           <m:t>ρ</m:t>
         </m:r>
@@ -11295,6 +11423,14 @@
         <w:t xml:space="preserve">：</w:t>
       </w:r>
       <m:oMath>
+        <m:oMathPr>
+          <m:ctrlPr>
+            <w:rPr>
+              <w:sz w:val="28"/>
+              <w:szCs w:val="28"/>
+            </w:rPr>
+          </m:ctrlPr>
+        </m:oMathPr>
         <m:r>
           <m:t>a</m:t>
         </m:r>
@@ -11330,6 +11466,14 @@
         <w:t xml:space="preserve">，</w:t>
       </w:r>
       <m:oMath>
+        <m:oMathPr>
+          <m:ctrlPr>
+            <w:rPr>
+              <w:sz w:val="28"/>
+              <w:szCs w:val="28"/>
+            </w:rPr>
+          </m:ctrlPr>
+        </m:oMathPr>
         <m:r>
           <m:t>ρ</m:t>
         </m:r>
@@ -11981,6 +12125,14 @@
         <w:t xml:space="preserve">：</w:t>
       </w:r>
       <m:oMath>
+        <m:oMathPr>
+          <m:ctrlPr>
+            <w:rPr>
+              <w:sz w:val="28"/>
+              <w:szCs w:val="28"/>
+            </w:rPr>
+          </m:ctrlPr>
+        </m:oMathPr>
         <m:f>
           <m:fPr>
             <m:type m:val="bar"/>
@@ -12136,6 +12288,14 @@
         <w:t xml:space="preserve">：</w:t>
       </w:r>
       <m:oMath>
+        <m:oMathPr>
+          <m:ctrlPr>
+            <w:rPr>
+              <w:sz w:val="28"/>
+              <w:szCs w:val="28"/>
+            </w:rPr>
+          </m:ctrlPr>
+        </m:oMathPr>
         <m:f>
           <m:fPr>
             <m:type m:val="bar"/>
@@ -12303,6 +12463,14 @@
         <w:t xml:space="preserve">：</w:t>
       </w:r>
       <m:oMath>
+        <m:oMathPr>
+          <m:ctrlPr>
+            <w:rPr>
+              <w:sz w:val="28"/>
+              <w:szCs w:val="28"/>
+            </w:rPr>
+          </m:ctrlPr>
+        </m:oMathPr>
         <m:f>
           <m:fPr>
             <m:type m:val="bar"/>
@@ -12560,6 +12728,14 @@
         <w:t xml:space="preserve"> </w:t>
       </w:r>
       <m:oMath>
+        <m:oMathPr>
+          <m:ctrlPr>
+            <w:rPr>
+              <w:sz w:val="28"/>
+              <w:szCs w:val="28"/>
+            </w:rPr>
+          </m:ctrlPr>
+        </m:oMathPr>
         <m:sSub>
           <m:e>
             <m:r>
@@ -13234,7 +13410,7 @@
           <w:p>
             <w:pPr>
               <w:pStyle w:val="Compact"/>
-              <w:jc w:val="left"/>
+              <w:jc w:val="center"/>
             </w:pPr>
             <w:r>
               <w:rPr>
@@ -13250,7 +13426,7 @@
           <w:p>
             <w:pPr>
               <w:pStyle w:val="Compact"/>
-              <w:jc w:val="left"/>
+              <w:jc w:val="center"/>
             </w:pPr>
             <w:r>
               <w:rPr>
@@ -13266,7 +13442,7 @@
           <w:p>
             <w:pPr>
               <w:pStyle w:val="Compact"/>
-              <w:jc w:val="left"/>
+              <w:jc w:val="center"/>
             </w:pPr>
             <w:r>
               <w:rPr>
@@ -13314,7 +13490,7 @@
           <w:p>
             <w:pPr>
               <w:pStyle w:val="Compact"/>
-              <w:jc w:val="left"/>
+              <w:jc w:val="center"/>
             </w:pPr>
             <w:r>
               <w:rPr>
@@ -13332,7 +13508,7 @@
           <w:p>
             <w:pPr>
               <w:pStyle w:val="Compact"/>
-              <w:jc w:val="left"/>
+              <w:jc w:val="center"/>
             </w:pPr>
             <w:r>
               <w:rPr>
@@ -13349,7 +13525,7 @@
           <w:p>
             <w:pPr>
               <w:pStyle w:val="Compact"/>
-              <w:jc w:val="left"/>
+              <w:jc w:val="center"/>
             </w:pPr>
             <w:r>
               <w:rPr>
@@ -13364,7 +13540,7 @@
           <w:p>
             <w:pPr>
               <w:pStyle w:val="Compact"/>
-              <w:jc w:val="left"/>
+              <w:jc w:val="center"/>
             </w:pPr>
             <w:r>
               <w:rPr>
@@ -13413,7 +13589,7 @@
           <w:p>
             <w:pPr>
               <w:pStyle w:val="Compact"/>
-              <w:jc w:val="left"/>
+              <w:jc w:val="center"/>
             </w:pPr>
             <w:r>
               <w:rPr>
@@ -13430,7 +13606,7 @@
           <w:p>
             <w:pPr>
               <w:pStyle w:val="Compact"/>
-              <w:jc w:val="left"/>
+              <w:jc w:val="center"/>
             </w:pPr>
             <w:r>
               <w:rPr>
@@ -13447,7 +13623,7 @@
           <w:p>
             <w:pPr>
               <w:pStyle w:val="Compact"/>
-              <w:jc w:val="left"/>
+              <w:jc w:val="center"/>
             </w:pPr>
             <w:r>
               <w:rPr>
@@ -13462,7 +13638,7 @@
           <w:p>
             <w:pPr>
               <w:pStyle w:val="Compact"/>
-              <w:jc w:val="left"/>
+              <w:jc w:val="center"/>
             </w:pPr>
             <w:r>
               <w:rPr>
@@ -13507,7 +13683,7 @@
           <w:p>
             <w:pPr>
               <w:pStyle w:val="Compact"/>
-              <w:jc w:val="left"/>
+              <w:jc w:val="center"/>
             </w:pPr>
             <w:r>
               <w:rPr>
@@ -13524,7 +13700,7 @@
           <w:p>
             <w:pPr>
               <w:pStyle w:val="Compact"/>
-              <w:jc w:val="left"/>
+              <w:jc w:val="center"/>
             </w:pPr>
             <w:r>
               <w:rPr>
@@ -13541,7 +13717,7 @@
           <w:p>
             <w:pPr>
               <w:pStyle w:val="Compact"/>
-              <w:jc w:val="left"/>
+              <w:jc w:val="center"/>
             </w:pPr>
             <w:r>
               <w:rPr>
@@ -13556,7 +13732,7 @@
           <w:p>
             <w:pPr>
               <w:pStyle w:val="Compact"/>
-              <w:jc w:val="left"/>
+              <w:jc w:val="center"/>
             </w:pPr>
             <w:r>
               <w:rPr>
@@ -13601,7 +13777,7 @@
           <w:p>
             <w:pPr>
               <w:pStyle w:val="Compact"/>
-              <w:jc w:val="left"/>
+              <w:jc w:val="center"/>
             </w:pPr>
             <w:r>
               <w:rPr>
@@ -13618,7 +13794,7 @@
           <w:p>
             <w:pPr>
               <w:pStyle w:val="Compact"/>
-              <w:jc w:val="left"/>
+              <w:jc w:val="center"/>
             </w:pPr>
             <w:r>
               <w:rPr>
@@ -13635,7 +13811,7 @@
           <w:p>
             <w:pPr>
               <w:pStyle w:val="Compact"/>
-              <w:jc w:val="left"/>
+              <w:jc w:val="center"/>
             </w:pPr>
             <w:r>
               <w:rPr>
@@ -13650,7 +13826,7 @@
           <w:p>
             <w:pPr>
               <w:pStyle w:val="Compact"/>
-              <w:jc w:val="left"/>
+              <w:jc w:val="center"/>
             </w:pPr>
             <w:r>
               <w:rPr>
@@ -13695,7 +13871,7 @@
           <w:p>
             <w:pPr>
               <w:pStyle w:val="Compact"/>
-              <w:jc w:val="left"/>
+              <w:jc w:val="center"/>
             </w:pPr>
             <w:r>
               <w:rPr>
@@ -14130,7 +14306,7 @@
           <w:p>
             <w:pPr>
               <w:pStyle w:val="Compact"/>
-              <w:jc w:val="left"/>
+              <w:jc w:val="center"/>
             </w:pPr>
             <w:r>
               <w:rPr>
@@ -14146,7 +14322,7 @@
           <w:p>
             <w:pPr>
               <w:pStyle w:val="Compact"/>
-              <w:jc w:val="left"/>
+              <w:jc w:val="center"/>
             </w:pPr>
             <w:r>
               <w:rPr>
@@ -14162,7 +14338,7 @@
           <w:p>
             <w:pPr>
               <w:pStyle w:val="Compact"/>
-              <w:jc w:val="left"/>
+              <w:jc w:val="center"/>
             </w:pPr>
             <w:r>
               <w:rPr>
@@ -14180,7 +14356,7 @@
           <w:p>
             <w:pPr>
               <w:pStyle w:val="Compact"/>
-              <w:jc w:val="left"/>
+              <w:jc w:val="center"/>
             </w:pPr>
             <w:r>
               <w:rPr>
@@ -14205,7 +14381,7 @@
           <w:p>
             <w:pPr>
               <w:pStyle w:val="Compact"/>
-              <w:jc w:val="left"/>
+              <w:jc w:val="center"/>
             </w:pPr>
             <w:r>
               <w:rPr>
@@ -14220,7 +14396,7 @@
           <w:p>
             <w:pPr>
               <w:pStyle w:val="Compact"/>
-              <w:jc w:val="left"/>
+              <w:jc w:val="center"/>
             </w:pPr>
             <w:r>
               <w:rPr>
@@ -14249,7 +14425,7 @@
           <w:p>
             <w:pPr>
               <w:pStyle w:val="Compact"/>
-              <w:jc w:val="left"/>
+              <w:jc w:val="center"/>
             </w:pPr>
             <w:r>
               <w:rPr>
@@ -14266,7 +14442,7 @@
           <w:p>
             <w:pPr>
               <w:pStyle w:val="Compact"/>
-              <w:jc w:val="left"/>
+              <w:jc w:val="center"/>
             </w:pPr>
             <w:r>
               <w:rPr>
@@ -14349,7 +14525,7 @@
           <w:p>
             <w:pPr>
               <w:pStyle w:val="Compact"/>
-              <w:jc w:val="left"/>
+              <w:jc w:val="center"/>
             </w:pPr>
             <w:r>
               <w:rPr>
@@ -14366,7 +14542,7 @@
           <w:p>
             <w:pPr>
               <w:pStyle w:val="Compact"/>
-              <w:jc w:val="left"/>
+              <w:jc w:val="center"/>
             </w:pPr>
             <w:r>
               <w:rPr>
@@ -14383,7 +14559,7 @@
           <w:p>
             <w:pPr>
               <w:pStyle w:val="Compact"/>
-              <w:jc w:val="left"/>
+              <w:jc w:val="center"/>
             </w:pPr>
             <w:r>
               <w:rPr>
@@ -14398,7 +14574,7 @@
           <w:p>
             <w:pPr>
               <w:pStyle w:val="Compact"/>
-              <w:jc w:val="left"/>
+              <w:jc w:val="center"/>
             </w:pPr>
             <w:r>
               <w:rPr>
@@ -14415,7 +14591,7 @@
           <w:p>
             <w:pPr>
               <w:pStyle w:val="Compact"/>
-              <w:jc w:val="left"/>
+              <w:jc w:val="center"/>
             </w:pPr>
             <w:r>
               <w:rPr>
@@ -14440,7 +14616,7 @@
           <w:p>
             <w:pPr>
               <w:pStyle w:val="Compact"/>
-              <w:jc w:val="left"/>
+              <w:jc w:val="center"/>
             </w:pPr>
             <m:oMath>
               <m:sSub>
@@ -14506,7 +14682,7 @@
           <w:p>
             <w:pPr>
               <w:pStyle w:val="Compact"/>
-              <w:jc w:val="left"/>
+              <w:jc w:val="center"/>
             </w:pPr>
             <w:r>
               <w:rPr>
@@ -14523,7 +14699,7 @@
           <w:p>
             <w:pPr>
               <w:pStyle w:val="Compact"/>
-              <w:jc w:val="left"/>
+              <w:jc w:val="center"/>
             </w:pPr>
             <w:r>
               <w:rPr>
@@ -14540,7 +14716,7 @@
           <w:p>
             <w:pPr>
               <w:pStyle w:val="Compact"/>
-              <w:jc w:val="left"/>
+              <w:jc w:val="center"/>
             </w:pPr>
             <w:r>
               <w:rPr>
@@ -14573,7 +14749,7 @@
           <w:p>
             <w:pPr>
               <w:pStyle w:val="Compact"/>
-              <w:jc w:val="left"/>
+              <w:jc w:val="center"/>
             </w:pPr>
             <w:r>
               <w:rPr>
@@ -14596,7 +14772,7 @@
           <w:p>
             <w:pPr>
               <w:pStyle w:val="Compact"/>
-              <w:jc w:val="left"/>
+              <w:jc w:val="center"/>
             </w:pPr>
             <w:r>
               <w:rPr>
@@ -14613,7 +14789,7 @@
           <w:p>
             <w:pPr>
               <w:pStyle w:val="Compact"/>
-              <w:jc w:val="left"/>
+              <w:jc w:val="center"/>
             </w:pPr>
             <m:oMath>
               <m:r>
@@ -14669,7 +14845,7 @@
           <w:p>
             <w:pPr>
               <w:pStyle w:val="Compact"/>
-              <w:jc w:val="left"/>
+              <w:jc w:val="center"/>
             </w:pPr>
             <w:r>
               <w:rPr>
@@ -15283,6 +15459,14 @@
         <w:t xml:space="preserve"> </w:t>
       </w:r>
       <m:oMath>
+        <m:oMathPr>
+          <m:ctrlPr>
+            <w:rPr>
+              <w:sz w:val="28"/>
+              <w:szCs w:val="28"/>
+            </w:rPr>
+          </m:ctrlPr>
+        </m:oMathPr>
         <m:r>
           <m:t>α</m:t>
         </m:r>
@@ -15376,6 +15560,14 @@
         <w:t xml:space="preserve"> </w:t>
       </w:r>
       <m:oMath>
+        <m:oMathPr>
+          <m:ctrlPr>
+            <w:rPr>
+              <w:sz w:val="28"/>
+              <w:szCs w:val="28"/>
+            </w:rPr>
+          </m:ctrlPr>
+        </m:oMathPr>
         <m:r>
           <m:t>α</m:t>
         </m:r>
@@ -15469,6 +15661,14 @@
         <w:t xml:space="preserve"> </w:t>
       </w:r>
       <m:oMath>
+        <m:oMathPr>
+          <m:ctrlPr>
+            <w:rPr>
+              <w:sz w:val="28"/>
+              <w:szCs w:val="28"/>
+            </w:rPr>
+          </m:ctrlPr>
+        </m:oMathPr>
         <m:r>
           <m:t>α</m:t>
         </m:r>
@@ -15510,6 +15710,14 @@
         <w:t xml:space="preserve"> </w:t>
       </w:r>
       <m:oMath>
+        <m:oMathPr>
+          <m:ctrlPr>
+            <w:rPr>
+              <w:sz w:val="28"/>
+              <w:szCs w:val="28"/>
+            </w:rPr>
+          </m:ctrlPr>
+        </m:oMathPr>
         <m:r>
           <m:t>γ</m:t>
         </m:r>
@@ -15556,6 +15764,14 @@
         <w:t xml:space="preserve"> </w:t>
       </w:r>
       <m:oMath>
+        <m:oMathPr>
+          <m:ctrlPr>
+            <w:rPr>
+              <w:sz w:val="28"/>
+              <w:szCs w:val="28"/>
+            </w:rPr>
+          </m:ctrlPr>
+        </m:oMathPr>
         <m:r>
           <m:t>8</m:t>
         </m:r>
@@ -15597,6 +15813,14 @@
         <w:t xml:space="preserve"> </w:t>
       </w:r>
       <m:oMath>
+        <m:oMathPr>
+          <m:ctrlPr>
+            <w:rPr>
+              <w:sz w:val="28"/>
+              <w:szCs w:val="28"/>
+            </w:rPr>
+          </m:ctrlPr>
+        </m:oMathPr>
         <m:r>
           <m:t>6</m:t>
         </m:r>
@@ -15750,6 +15974,14 @@
         </w:numPr>
       </w:pPr>
       <m:oMath>
+        <m:oMathPr>
+          <m:ctrlPr>
+            <w:rPr>
+              <w:sz w:val="28"/>
+              <w:szCs w:val="28"/>
+            </w:rPr>
+          </m:ctrlPr>
+        </m:oMathPr>
         <m:sSub>
           <m:e>
             <m:r>
@@ -15885,6 +16117,14 @@
         </w:numPr>
       </w:pPr>
       <m:oMath>
+        <m:oMathPr>
+          <m:ctrlPr>
+            <w:rPr>
+              <w:sz w:val="28"/>
+              <w:szCs w:val="28"/>
+            </w:rPr>
+          </m:ctrlPr>
+        </m:oMathPr>
         <m:sSub>
           <m:e>
             <m:r>
@@ -16186,6 +16426,14 @@
         <w:t xml:space="preserve"> </w:t>
       </w:r>
       <m:oMath>
+        <m:oMathPr>
+          <m:ctrlPr>
+            <w:rPr>
+              <w:sz w:val="28"/>
+              <w:szCs w:val="28"/>
+            </w:rPr>
+          </m:ctrlPr>
+        </m:oMathPr>
         <m:r>
           <m:t>U</m:t>
         </m:r>
@@ -16328,6 +16576,14 @@
         <w:t xml:space="preserve"> </w:t>
       </w:r>
       <m:oMath>
+        <m:oMathPr>
+          <m:ctrlPr>
+            <w:rPr>
+              <w:sz w:val="28"/>
+              <w:szCs w:val="28"/>
+            </w:rPr>
+          </m:ctrlPr>
+        </m:oMathPr>
         <m:r>
           <m:t>2</m:t>
         </m:r>
@@ -16399,6 +16655,14 @@
         <w:t xml:space="preserve"> </w:t>
       </w:r>
       <m:oMath>
+        <m:oMathPr>
+          <m:ctrlPr>
+            <w:rPr>
+              <w:sz w:val="28"/>
+              <w:szCs w:val="28"/>
+            </w:rPr>
+          </m:ctrlPr>
+        </m:oMathPr>
         <m:r>
           <m:t>6</m:t>
         </m:r>
@@ -16505,6 +16769,14 @@
         <w:t xml:space="preserve"> </w:t>
       </w:r>
       <m:oMath>
+        <m:oMathPr>
+          <m:ctrlPr>
+            <w:rPr>
+              <w:sz w:val="28"/>
+              <w:szCs w:val="28"/>
+            </w:rPr>
+          </m:ctrlPr>
+        </m:oMathPr>
         <m:r>
           <m:t>ρ</m:t>
         </m:r>
@@ -16585,6 +16857,14 @@
         <w:t xml:space="preserve"> </w:t>
       </w:r>
       <m:oMath>
+        <m:oMathPr>
+          <m:ctrlPr>
+            <w:rPr>
+              <w:sz w:val="28"/>
+              <w:szCs w:val="28"/>
+            </w:rPr>
+          </m:ctrlPr>
+        </m:oMathPr>
         <m:r>
           <m:t>a</m:t>
         </m:r>
@@ -16675,6 +16955,14 @@
         <w:t xml:space="preserve">pm。若严格计算：</w:t>
       </w:r>
       <m:oMath>
+        <m:oMathPr>
+          <m:ctrlPr>
+            <w:rPr>
+              <w:sz w:val="28"/>
+              <w:szCs w:val="28"/>
+            </w:rPr>
+          </m:ctrlPr>
+        </m:oMathPr>
         <m:r>
           <m:t>a</m:t>
         </m:r>

--- a/06-学生侧材料/讲义/2026-06-23-晶体结构基础.docx
+++ b/06-学生侧材料/讲义/2026-06-23-晶体结构基础.docx
@@ -4444,8 +4444,14 @@
     </w:p>
     <w:p>
       <w:pPr>
-        <w:pStyle w:val="BlockText"/>
-      </w:pPr>
+        <w:pStyle w:val="BodyText"/>
+      </w:pPr>
+      <w:r>
+        <w:t xml:space="preserve">⚠️</w:t>
+      </w:r>
+      <w:r>
+        <w:t xml:space="preserve"> </w:t>
+      </w:r>
       <w:r>
         <w:rPr>
           <w:rFonts w:hint="eastAsia" w:eastAsia="SimSun" w:ascii="Times New Roman" w:hAnsi="Times New Roman"/>
@@ -8165,8 +8171,14 @@
     </w:tbl>
     <w:p>
       <w:pPr>
-        <w:pStyle w:val="BlockText"/>
-      </w:pPr>
+        <w:pStyle w:val="BodyText"/>
+      </w:pPr>
+      <w:r>
+        <w:t xml:space="preserve">⚠️</w:t>
+      </w:r>
+      <w:r>
+        <w:t xml:space="preserve"> </w:t>
+      </w:r>
       <w:r>
         <w:rPr>
           <w:rFonts w:hint="eastAsia" w:eastAsia="SimSun" w:ascii="Times New Roman" w:hAnsi="Times New Roman"/>
